--- a/app/templates/relat/temp/arquivo.docx
+++ b/app/templates/relat/temp/arquivo.docx
@@ -22,7 +22,7 @@
         <w:rPr>
           <w:sz w:val="24"/>
         </w:rPr>
-        <w:t xml:space="preserve">São Paulo, 18 de janeiro de 2026</w:t>
+        <w:t xml:space="preserve">São Paulo, 8 de dezembro de 2025</w:t>
       </w:r>
       <w:r>
         <w:rPr>
@@ -275,7 +275,7 @@
               <w:t xml:space="preserve">  </w:t>
             </w:r>
             <w:r>
-              <w:t xml:space="preserve">Marco Aurélio</w:t>
+              <w:t xml:space="preserve">Resp</w:t>
             </w:r>
           </w:p>
         </w:tc>
@@ -613,7 +613,7 @@
           <w:sz w:val="24"/>
           <w:szCs w:val="24"/>
         </w:rPr>
-        <w:t xml:space="preserve">15 de janeiro de 2026</w:t>
+        <w:t xml:space="preserve">5 de dezembro de 2025</w:t>
       </w:r>
       <w:r>
         <w:rPr>
@@ -629,7 +629,7 @@
           <w:sz w:val="24"/>
           <w:szCs w:val="24"/>
         </w:rPr>
-        <w:t xml:space="preserve">Valinhos-SP</w:t>
+        <w:t xml:space="preserve">None</w:t>
       </w:r>
       <w:r>
         <w:rPr>
@@ -878,7 +878,7 @@
           <w:sz w:val="24"/>
           <w:szCs w:val="24"/>
         </w:rPr>
-        <w:t xml:space="preserve">CP II F 32 USO GERAL 50kg</w:t>
+        <w:t xml:space="preserve">None</w:t>
       </w:r>
       <w:r>
         <w:rPr>
@@ -902,7 +902,7 @@
           <w:sz w:val="24"/>
           <w:szCs w:val="24"/>
         </w:rPr>
-        <w:t xml:space="preserve">Apiaí-SP</w:t>
+        <w:t xml:space="preserve">None</w:t>
       </w:r>
       <w:r>
         <w:rPr>
@@ -1060,7 +1060,7 @@
           <w:sz w:val="24"/>
           <w:szCs w:val="24"/>
         </w:rPr>
-        <w:t xml:space="preserve">,</w:t>
+        <w:t>,</w:t>
       </w:r>
       <w:r>
         <w:rPr>
@@ -1092,7 +1092,39 @@
           <w:sz w:val="24"/>
           <w:szCs w:val="24"/>
         </w:rPr>
-        <w:t xml:space="preserve"> familias com Fbk informado e lotes expostos a seguir no presente relatório.</w:t>
+        <w:t xml:space="preserve"> familia</w:t>
+      </w:r>
+      <w:r>
+        <w:rPr>
+          <w:rFonts w:ascii="Arial" w:hAnsi="Arial" w:cs="Arial"/>
+          <w:sz w:val="24"/>
+          <w:szCs w:val="24"/>
+        </w:rPr>
+        <w:t>(</w:t>
+      </w:r>
+      <w:r>
+        <w:rPr>
+          <w:rFonts w:ascii="Arial" w:hAnsi="Arial" w:cs="Arial"/>
+          <w:sz w:val="24"/>
+          <w:szCs w:val="24"/>
+        </w:rPr>
+        <w:t>s</w:t>
+      </w:r>
+      <w:r>
+        <w:rPr>
+          <w:rFonts w:ascii="Arial" w:hAnsi="Arial" w:cs="Arial"/>
+          <w:sz w:val="24"/>
+          <w:szCs w:val="24"/>
+        </w:rPr>
+        <w:t>)</w:t>
+      </w:r>
+      <w:r>
+        <w:rPr>
+          <w:rFonts w:ascii="Arial" w:hAnsi="Arial" w:cs="Arial"/>
+          <w:sz w:val="24"/>
+          <w:szCs w:val="24"/>
+        </w:rPr>
+        <w:t xml:space="preserve"> com Fbk informado e lotes expostos a seguir no presente relatório.</w:t>
       </w:r>
     </w:p>
     <w:p>
@@ -1259,7 +1291,54 @@
           <w:sz w:val="24"/>
         </w:rPr>
         <w:lastRenderedPageBreak/>
-        <w:t>referenciar os exemplares durante os ensaios a compressão conforme norma ABNT NBR 12118 e análise dimensional.</w:t>
+        <w:t xml:space="preserve">referenciar os exemplares durante os ensaios a compressão conforme norma ABNT NBR </w:t>
+      </w:r>
+      <w:r>
+        <w:rPr>
+          <w:bCs/>
+          <w:sz w:val="24"/>
+        </w:rPr>
+        <w:t>6136</w:t>
+      </w:r>
+    </w:p>
+    <w:p>
+      <w:pPr>
+        <w:tabs>
+          <w:tab w:val="left" w:pos="468"/>
+        </w:tabs>
+        <w:spacing w:line="360" w:lineRule="auto"/>
+        <w:rPr>
+          <w:bCs/>
+          <w:sz w:val="24"/>
+        </w:rPr>
+      </w:pPr>
+      <w:r>
+        <w:rPr>
+          <w:bCs/>
+          <w:sz w:val="24"/>
+        </w:rPr>
+        <w:t xml:space="preserve"> (</w:t>
+      </w:r>
+      <w:r>
+        <w:rPr>
+          <w:bCs/>
+          <w:sz w:val="24"/>
+        </w:rPr>
+        <w:t>2026</w:t>
+      </w:r>
+      <w:r>
+        <w:rPr>
+          <w:bCs/>
+          <w:sz w:val="24"/>
+        </w:rPr>
+        <w:t xml:space="preserve">) </w:t>
+      </w:r>
+      <w:r>
+        <w:rPr>
+          <w:bCs/>
+          <w:sz w:val="24"/>
+        </w:rPr>
+        <w:t xml:space="preserve"> e análise dimensional.</w:t>
       </w:r>
     </w:p>
     <w:p>
@@ -1346,7 +1425,7 @@
           <w:sz w:val="16"/>
           <w:szCs w:val="16"/>
         </w:rPr>
-        <w:t>Informações complementares - MarcFort</w:t>
+        <w:t>Informações complementares</w:t>
       </w:r>
     </w:p>
     <w:tbl>
@@ -1677,7 +1756,7 @@
                 <w:sz w:val="20"/>
                 <w:szCs w:val="20"/>
               </w:rPr>
-              <w:t xml:space="preserve">08/12/2025</w:t>
+              <w:t xml:space="preserve">18/11/2025</w:t>
             </w:r>
           </w:p>
         </w:tc>
@@ -1944,7 +2023,41 @@
           <w:b w:val="0"/>
           <w:bCs w:val="0"/>
         </w:rPr>
-        <w:t xml:space="preserve">de acordo com a ABNT NBR 12118 (2013). </w:t>
+        <w:t xml:space="preserve">de acordo com a ABNT NBR </w:t>
+      </w:r>
+      <w:r>
+        <w:rPr>
+          <w:rFonts w:eastAsia="Arial MT"/>
+          <w:b w:val="0"/>
+          <w:bCs w:val="0"/>
+        </w:rPr>
+        <w:t>6136</w:t>
+      </w:r>
+      <w:r>
+        <w:rPr>
+          <w:rFonts w:eastAsia="Arial MT"/>
+          <w:b w:val="0"/>
+          <w:bCs w:val="0"/>
+        </w:rPr>
+        <w:t xml:space="preserve"> (20</w:t>
+      </w:r>
+      <w:r>
+        <w:rPr>
+          <w:rFonts w:eastAsia="Arial MT"/>
+          <w:b w:val="0"/>
+          <w:bCs w:val="0"/>
+        </w:rPr>
+        <w:t>26</w:t>
+      </w:r>
+      <w:bookmarkStart w:id="1" w:name="_GoBack"/>
+      <w:bookmarkEnd w:id="1"/>
+      <w:r>
+        <w:rPr>
+          <w:rFonts w:eastAsia="Arial MT"/>
+          <w:b w:val="0"/>
+          <w:bCs w:val="0"/>
+        </w:rPr>
+        <w:t xml:space="preserve">). </w:t>
       </w:r>
       <w:r>
         <w:rPr>
@@ -3701,7 +3814,7 @@
                 <w:sz w:val="20"/>
                 <w:szCs w:val="20"/>
               </w:rPr>
-              <w:t xml:space="preserve">15.955</w:t>
+              <w:t xml:space="preserve">15.470</w:t>
             </w:r>
           </w:p>
         </w:tc>
@@ -3801,7 +3914,7 @@
                   <w:rPr>
                     <w:color w:val="000000"/>
                   </w:rPr>
-                  <w:t xml:space="preserve">189</w:t>
+                  <w:t xml:space="preserve">190</w:t>
                 </w:r>
               </w:t>
             </w:r>
@@ -3903,7 +4016,7 @@
                   <w:rPr>
                     <w:color w:val="000000"/>
                   </w:rPr>
-                  <w:t xml:space="preserve">238</w:t>
+                  <w:t xml:space="preserve">236</w:t>
                 </w:r>
               </w:t>
             </w:r>
@@ -3932,7 +4045,7 @@
                 <w:sz w:val="20"/>
                 <w:szCs w:val="20"/>
               </w:rPr>
-              <w:t xml:space="preserve">637.628</w:t>
+              <w:t xml:space="preserve">609.876</w:t>
             </w:r>
           </w:p>
         </w:tc>
@@ -3959,7 +4072,7 @@
                 <w:sz w:val="20"/>
                 <w:szCs w:val="20"/>
               </w:rPr>
-              <w:t xml:space="preserve">8,6</w:t>
+              <w:t xml:space="preserve">8,2</w:t>
             </w:r>
           </w:p>
         </w:tc>
@@ -4018,7 +4131,7 @@
                 <w:sz w:val="20"/>
                 <w:szCs w:val="20"/>
               </w:rPr>
-              <w:t xml:space="preserve">15.605</w:t>
+              <w:t xml:space="preserve">15.470</w:t>
             </w:r>
           </w:p>
         </w:tc>
@@ -4118,7 +4231,7 @@
                   <w:rPr>
                     <w:color w:val="000000"/>
                   </w:rPr>
-                  <w:t xml:space="preserve">189</w:t>
+                  <w:t xml:space="preserve">190</w:t>
                 </w:r>
               </w:t>
             </w:r>
@@ -4127,40 +4240,6 @@
         <w:tc>
           <w:tcPr>
             <w:tcW w:w="1383" w:type="dxa"/>
-            <w:vAlign w:val="center"/>
-          </w:tcPr>
-          <w:p>
-            <w:pPr>
-              <w:tabs>
-                <w:tab w:val="left" w:pos="828"/>
-                <w:tab w:val="left" w:pos="829"/>
-              </w:tabs>
-              <w:spacing w:before="2" w:after="1"/>
-              <w:jc w:val="center"/>
-              <w:rPr>
-                <w:sz w:val="20"/>
-                <w:szCs w:val="20"/>
-              </w:rPr>
-            </w:pPr>
-            <w:r>
-              <w:rPr>
-                <w:sz w:val="20"/>
-                <w:szCs w:val="20"/>
-              </w:rPr>
-              <w:t xml:space="preserve">
-                <w:r>
-                  <w:rPr>
-                    <w:color w:val="000000"/>
-                  </w:rPr>
-                  <w:t xml:space="preserve">33</w:t>
-                </w:r>
-              </w:t>
-            </w:r>
-          </w:p>
-        </w:tc>
-        <w:tc>
-          <w:tcPr>
-            <w:tcW w:w="1437" w:type="dxa"/>
             <w:vAlign w:val="center"/>
           </w:tcPr>
           <w:p>
@@ -4194,7 +4273,7 @@
         </w:tc>
         <w:tc>
           <w:tcPr>
-            <w:tcW w:w="1289" w:type="dxa"/>
+            <w:tcW w:w="1437" w:type="dxa"/>
             <w:vAlign w:val="center"/>
           </w:tcPr>
           <w:p>
@@ -4220,7 +4299,7 @@
                   <w:rPr>
                     <w:color w:val="000000"/>
                   </w:rPr>
-                  <w:t xml:space="preserve">246</w:t>
+                  <w:t xml:space="preserve">31</w:t>
                 </w:r>
               </w:t>
             </w:r>
@@ -4228,7 +4307,7 @@
         </w:tc>
         <w:tc>
           <w:tcPr>
-            <w:tcW w:w="596" w:type="dxa"/>
+            <w:tcW w:w="1289" w:type="dxa"/>
             <w:vAlign w:val="center"/>
           </w:tcPr>
           <w:p>
@@ -4249,13 +4328,20 @@
                 <w:sz w:val="20"/>
                 <w:szCs w:val="20"/>
               </w:rPr>
-              <w:t xml:space="preserve">653.221</w:t>
-            </w:r>
-          </w:p>
-        </w:tc>
-        <w:tc>
-          <w:tcPr>
-            <w:tcW w:w="709" w:type="dxa"/>
+              <w:t xml:space="preserve">
+                <w:r>
+                  <w:rPr>
+                    <w:color w:val="000000"/>
+                  </w:rPr>
+                  <w:t xml:space="preserve">236</w:t>
+                </w:r>
+              </w:t>
+            </w:r>
+          </w:p>
+        </w:tc>
+        <w:tc>
+          <w:tcPr>
+            <w:tcW w:w="596" w:type="dxa"/>
             <w:vAlign w:val="center"/>
           </w:tcPr>
           <w:p>
@@ -4276,7 +4362,34 @@
                 <w:sz w:val="20"/>
                 <w:szCs w:val="20"/>
               </w:rPr>
-              <w:t xml:space="preserve">8,8</w:t>
+              <w:t xml:space="preserve">609.876</w:t>
+            </w:r>
+          </w:p>
+        </w:tc>
+        <w:tc>
+          <w:tcPr>
+            <w:tcW w:w="709" w:type="dxa"/>
+            <w:vAlign w:val="center"/>
+          </w:tcPr>
+          <w:p>
+            <w:pPr>
+              <w:tabs>
+                <w:tab w:val="left" w:pos="828"/>
+                <w:tab w:val="left" w:pos="829"/>
+              </w:tabs>
+              <w:spacing w:before="2" w:after="1"/>
+              <w:jc w:val="center"/>
+              <w:rPr>
+                <w:sz w:val="20"/>
+                <w:szCs w:val="20"/>
+              </w:rPr>
+            </w:pPr>
+            <w:r>
+              <w:rPr>
+                <w:sz w:val="20"/>
+                <w:szCs w:val="20"/>
+              </w:rPr>
+              <w:t xml:space="preserve">8,2</w:t>
             </w:r>
           </w:p>
         </w:tc>
@@ -4335,7 +4448,7 @@
                 <w:sz w:val="20"/>
                 <w:szCs w:val="20"/>
               </w:rPr>
-              <w:t xml:space="preserve">15.425</w:t>
+              <w:t xml:space="preserve">15.470</w:t>
             </w:r>
           </w:p>
         </w:tc>
@@ -4435,7 +4548,7 @@
                   <w:rPr>
                     <w:color w:val="000000"/>
                   </w:rPr>
-                  <w:t xml:space="preserve">189</w:t>
+                  <w:t xml:space="preserve">190</w:t>
                 </w:r>
               </w:t>
             </w:r>
@@ -4503,7 +4616,7 @@
                   <w:rPr>
                     <w:color w:val="000000"/>
                   </w:rPr>
-                  <w:t xml:space="preserve">32</w:t>
+                  <w:t xml:space="preserve">31</w:t>
                 </w:r>
               </w:t>
             </w:r>
@@ -4537,7 +4650,7 @@
                   <w:rPr>
                     <w:color w:val="000000"/>
                   </w:rPr>
-                  <w:t xml:space="preserve">246</w:t>
+                  <w:t xml:space="preserve">236</w:t>
                 </w:r>
               </w:t>
             </w:r>
@@ -4566,7 +4679,7 @@
                 <w:sz w:val="20"/>
                 <w:szCs w:val="20"/>
               </w:rPr>
-              <w:t xml:space="preserve">660.282</w:t>
+              <w:t xml:space="preserve">609.876</w:t>
             </w:r>
           </w:p>
         </w:tc>
@@ -4593,7 +4706,7 @@
                 <w:sz w:val="20"/>
                 <w:szCs w:val="20"/>
               </w:rPr>
-              <w:t xml:space="preserve">8,9</w:t>
+              <w:t xml:space="preserve">8,2</w:t>
             </w:r>
           </w:p>
         </w:tc>
@@ -4653,7 +4766,7 @@
                 <w:szCs w:val="20"/>
               </w:rPr>
               <w:lastRenderedPageBreak/>
-              <w:t xml:space="preserve">15.105</w:t>
+              <w:t xml:space="preserve">15.470</w:t>
             </w:r>
           </w:p>
         </w:tc>
@@ -4754,7 +4867,7 @@
                   <w:rPr>
                     <w:color w:val="000000"/>
                   </w:rPr>
-                  <w:t xml:space="preserve">189</w:t>
+                  <w:t xml:space="preserve">190</w:t>
                 </w:r>
               </w:t>
             </w:r>
@@ -4822,7 +4935,7 @@
                   <w:rPr>
                     <w:color w:val="000000"/>
                   </w:rPr>
-                  <w:t xml:space="preserve">32</w:t>
+                  <w:t xml:space="preserve">31</w:t>
                 </w:r>
               </w:t>
             </w:r>
@@ -4856,7 +4969,7 @@
                   <w:rPr>
                     <w:color w:val="000000"/>
                   </w:rPr>
-                  <w:t xml:space="preserve">246</w:t>
+                  <w:t xml:space="preserve">236</w:t>
                 </w:r>
               </w:t>
             </w:r>
@@ -4885,7 +4998,7 @@
                 <w:sz w:val="20"/>
                 <w:szCs w:val="20"/>
               </w:rPr>
-              <w:t xml:space="preserve">668.912</w:t>
+              <w:t xml:space="preserve">609.876</w:t>
             </w:r>
           </w:p>
         </w:tc>
@@ -4913,7 +5026,7 @@
                 <w:szCs w:val="20"/>
               </w:rPr>
               <w:lastRenderedPageBreak/>
-              <w:t xml:space="preserve">9,0</w:t>
+              <w:t xml:space="preserve">8,2</w:t>
             </w:r>
           </w:p>
         </w:tc>
@@ -4973,7 +5086,7 @@
                 <w:sz w:val="20"/>
                 <w:szCs w:val="20"/>
               </w:rPr>
-              <w:t xml:space="preserve">15.350</w:t>
+              <w:t xml:space="preserve">15.470</w:t>
             </w:r>
           </w:p>
         </w:tc>
@@ -5073,7 +5186,7 @@
                   <w:rPr>
                     <w:color w:val="000000"/>
                   </w:rPr>
-                  <w:t xml:space="preserve">189</w:t>
+                  <w:t xml:space="preserve">190</w:t>
                 </w:r>
               </w:t>
             </w:r>
@@ -5141,7 +5254,7 @@
                   <w:rPr>
                     <w:color w:val="000000"/>
                   </w:rPr>
-                  <w:t xml:space="preserve">32</w:t>
+                  <w:t xml:space="preserve">31</w:t>
                 </w:r>
               </w:t>
             </w:r>
@@ -5175,7 +5288,7 @@
                   <w:rPr>
                     <w:color w:val="000000"/>
                   </w:rPr>
-                  <w:t xml:space="preserve">246</w:t>
+                  <w:t xml:space="preserve">236</w:t>
                 </w:r>
               </w:t>
             </w:r>
@@ -5207,7 +5320,7 @@
                 <w:sz w:val="20"/>
                 <w:szCs w:val="20"/>
               </w:rPr>
-              <w:t xml:space="preserve">709.511</w:t>
+              <w:t xml:space="preserve">609.876</w:t>
             </w:r>
           </w:p>
         </w:tc>
@@ -5237,7 +5350,7 @@
                 <w:sz w:val="20"/>
                 <w:szCs w:val="20"/>
               </w:rPr>
-              <w:t xml:space="preserve">9,6</w:t>
+              <w:t xml:space="preserve">8,2</w:t>
             </w:r>
           </w:p>
         </w:tc>
@@ -5323,7 +5436,7 @@
                 <w:sz w:val="20"/>
                 <w:szCs w:val="20"/>
               </w:rPr>
-              <w:t xml:space="preserve">8,9</w:t>
+              <w:t xml:space="preserve">8,2</w:t>
             </w:r>
           </w:p>
         </w:tc>
@@ -5364,7 +5477,7 @@
                 <w:rFonts w:ascii="Arial" w:hAnsi="Arial" w:cs="Arial"/>
                 <w:b/>
               </w:rPr>
-              <w:t xml:space="preserve">8,0 MPa</w:t>
+              <w:t xml:space="preserve">8,2 MPa</w:t>
             </w:r>
           </w:p>
         </w:tc>
@@ -5495,7 +5608,7 @@
           <w:sz w:val="24"/>
           <w:szCs w:val="24"/>
         </w:rPr>
-        <w:t xml:space="preserve">8,0</w:t>
+        <w:t xml:space="preserve">8,2</w:t>
       </w:r>
       <w:r>
         <w:rPr>
@@ -5702,7 +5815,7 @@
           <w:sz w:val="24"/>
           <w:szCs w:val="24"/>
         </w:rPr>
-        <w:t xml:space="preserve">15 de janeiro de 2026</w:t>
+        <w:t xml:space="preserve">5 de dezembro de 2025</w:t>
       </w:r>
       <w:r>
         <w:rPr>
@@ -5720,7 +5833,7 @@
           <w:sz w:val="24"/>
           <w:szCs w:val="24"/>
         </w:rPr>
-        <w:t xml:space="preserve">38 dias</w:t>
+        <w:t xml:space="preserve">17 dias</w:t>
       </w:r>
       <w:r>
         <w:rPr>
@@ -6033,7 +6146,49 @@
                 <w:b/>
                 <w:color w:val="FFFFFF" w:themeColor="background1"/>
               </w:rPr>
-              <w:t>esistência caracteríscica de compressão</w:t>
+              <w:t>esistência caracterís</w:t>
+            </w:r>
+            <w:r>
+              <w:rPr>
+                <w:b/>
+                <w:color w:val="FFFFFF" w:themeColor="background1"/>
+              </w:rPr>
+              <w:t>t</w:t>
+            </w:r>
+            <w:r>
+              <w:rPr>
+                <w:b/>
+                <w:color w:val="FFFFFF" w:themeColor="background1"/>
+              </w:rPr>
+              <w:t>ica</w:t>
+            </w:r>
+            <w:r>
+              <w:rPr>
+                <w:b/>
+                <w:color w:val="FFFFFF" w:themeColor="background1"/>
+              </w:rPr>
+              <w:t xml:space="preserve"> à</w:t>
+            </w:r>
+            <w:r>
+              <w:rPr>
+                <w:b/>
+                <w:color w:val="FFFFFF" w:themeColor="background1"/>
+              </w:rPr>
+              <w:t xml:space="preserve"> </w:t>
+            </w:r>
+            <w:r>
+              <w:rPr>
+                <w:b/>
+                <w:color w:val="FFFFFF" w:themeColor="background1"/>
+              </w:rPr>
+              <w:t>compressão</w:t>
+            </w:r>
+            <w:r>
+              <w:rPr>
+                <w:b/>
+                <w:color w:val="FFFFFF" w:themeColor="background1"/>
+              </w:rPr>
+              <w:t xml:space="preserve"> axial</w:t>
             </w:r>
           </w:p>
         </w:tc>
@@ -6845,7 +7000,7 @@
           <w:sz w:val="26"/>
           <w:szCs w:val="26"/>
         </w:rPr>
-        <w:t xml:space="preserve">São Paulo, 18 de janeiro de 2026</w:t>
+        <w:t xml:space="preserve">São Paulo, 8 de dezembro de 2025</w:t>
       </w:r>
       <w:r>
         <w:rPr>
@@ -10745,7 +10900,7 @@
 </file>
 
 <file path=customXml/itemProps1.xml><?xml version="1.0" encoding="utf-8"?>
-<ds:datastoreItem xmlns:ds="http://schemas.openxmlformats.org/officeDocument/2006/customXml" ds:itemID="{DF129FAD-A129-496E-930F-E5E2EAC748CA}">
+<ds:datastoreItem xmlns:ds="http://schemas.openxmlformats.org/officeDocument/2006/customXml" ds:itemID="{6F788DF7-BD36-41AB-9655-BC73282911B7}">
   <ds:schemaRefs>
     <ds:schemaRef ds:uri="http://schemas.openxmlformats.org/officeDocument/2006/bibliography"/>
   </ds:schemaRefs>
